--- a/app/dop-bubnovsky-talgat-1.docx
+++ b/app/dop-bubnovsky-talgat-1.docx
@@ -48,7 +48,7 @@
           <w:sz w:val="20"/>
           <w:szCs w:val="20"/>
         </w:rPr>
-        <w:t xml:space="preserve">Подключение центра Заказчика в г. Рудный к Системе «ЛФК Центр Бубновского»</w:t>
+        <w:t xml:space="preserve">Подключение центра в г. Рудный к Системе «ЛФК Центр Бубновского» · трёхстороннее</w:t>
       </w:r>
     </w:p>
     <w:tbl>
@@ -150,7 +150,7 @@
           <w:sz w:val="20"/>
           <w:szCs w:val="20"/>
         </w:rPr>
-        <w:t xml:space="preserve">ИП «STUDYSTORIES.APP», БИН 880607300110, в лице индивидуального предпринимателя Цай Платона Львовича, действующего на основании уведомления о начале деятельности в качестве индивидуального предпринимателя (далее — «Исполнитель»), с одной стороны, и ТОО «Центр кинезиса Костанай», БИН 150740002754, в лице директора Бляловой Дариги Бауржановны, действующей на основании Устава (далее — «Заказчик»), с другой стороны, совместно именуемые «Стороны», заключили настоящее Дополнительное соглашение (далее — «Соглашение») к Договору № BUB-2026-02 от 27.10.2026 (далее — «Договор») о нижеследующем. Термины Соглашения применяются в значении Договора.</w:t>
+        <w:t xml:space="preserve">ИП «STUDYSTORIES.APP», БИН 880607300110, в лице индивидуального предпринимателя Цай Платона Львовича, действующего на основании уведомления о начале деятельности в качестве индивидуального предпринимателя (далее — «Исполнитель»), ТОО «Центр кинезиса Костанай», БИН 150740002754, в лице директора Бляловой Дариги Бауржановны, действующей на основании Устава (далее — «Заказчик»), и ТОО «Центр кинезиса Рудный», БИН 170440007906, в лице директора Алматовой Гульмиры Жангильдовны, действующей на основании Устава (далее — «Заказчик по Рудному»), совместно именуемые «Стороны», заключили настоящее Дополнительное соглашение (далее — «Соглашение») к Договору № BUB-2026-02 от 27.10.2026 (далее — «Договор») о нижеследующем. Термины Соглашения применяются в значении Договора.</w:t>
       </w:r>
     </w:p>
     <w:p>
@@ -207,7 +207,7 @@
           <w:sz w:val="20"/>
           <w:szCs w:val="20"/>
         </w:rPr>
-        <w:t xml:space="preserve">ещё один центр Заказчика — в г. Рудный</w:t>
+        <w:t xml:space="preserve">центр Заказчика по Рудному в г. Рудный</w:t>
       </w:r>
       <w:r>
         <w:rPr>
@@ -217,7 +217,7 @@
           <w:sz w:val="20"/>
           <w:szCs w:val="20"/>
         </w:rPr>
-        <w:t xml:space="preserve"> (далее — «Центр в Рудном»), а Заказчик обязуется принять и оплатить работы на условиях Соглашения.</w:t>
+        <w:t xml:space="preserve"> (далее — «Центр в Рудном»), а Заказчик по Рудному обязуется принять и оплатить эти работы на условиях Соглашения.</w:t>
       </w:r>
     </w:p>
     <w:p>
@@ -272,32 +272,22 @@
       <w:r>
         <w:rPr>
           <w:rFonts w:ascii="Arial" w:cs="Arial" w:eastAsia="Arial" w:hAnsi="Arial"/>
+          <w:b/>
+          <w:bCs/>
+          <w:sz w:val="20"/>
+          <w:szCs w:val="20"/>
+        </w:rPr>
+        <w:t xml:space="preserve">Плательщик по Соглашению — Заказчик по Рудному.</w:t>
+      </w:r>
+      <w:r>
+        <w:rPr>
+          <w:rFonts w:ascii="Arial" w:cs="Arial" w:eastAsia="Arial" w:hAnsi="Arial"/>
           <w:b w:val="false"/>
           <w:bCs w:val="false"/>
           <w:sz w:val="20"/>
           <w:szCs w:val="20"/>
         </w:rPr>
-        <w:t xml:space="preserve">Работы по Соглашению заказывает и оплачивает </w:t>
-      </w:r>
-      <w:r>
-        <w:rPr>
-          <w:rFonts w:ascii="Arial" w:cs="Arial" w:eastAsia="Arial" w:hAnsi="Arial"/>
-          <w:b/>
-          <w:bCs/>
-          <w:sz w:val="20"/>
-          <w:szCs w:val="20"/>
-        </w:rPr>
-        <w:t xml:space="preserve">только Заказчик</w:t>
-      </w:r>
-      <w:r>
-        <w:rPr>
-          <w:rFonts w:ascii="Arial" w:cs="Arial" w:eastAsia="Arial" w:hAnsi="Arial"/>
-          <w:b w:val="false"/>
-          <w:bCs w:val="false"/>
-          <w:sz w:val="20"/>
-          <w:szCs w:val="20"/>
-        </w:rPr>
-        <w:t xml:space="preserve">. Соглашение не изменяет обязательства Второго заказчика по договору № BUB-2026-01, его долю оплаты и работу Системы в его центре. Заказчик уведомляет Второго заказчика о подключении Центра в Рудном.</w:t>
+        <w:t xml:space="preserve"> Он оплачивает работы по Соглашению, подписывает акт их сдачи и пользуется по ним правами и обязанностями Заказчика по Договору (разделы 4–8, 10, 11 Договора). Заказчик не несёт обязательств по оплате работ по Соглашению, а Заказчик по Рудному — по оплате работ по Договору.</w:t>
       </w:r>
     </w:p>
     <w:p>
@@ -327,24 +317,7 @@
           <w:sz w:val="20"/>
           <w:szCs w:val="20"/>
         </w:rPr>
-        <w:t xml:space="preserve">Остальные условия Договора, в том числе цена и график оплаты по Договору, не изменяются.</w:t>
-      </w:r>
-    </w:p>
-    <w:p>
-      <w:pPr>
-        <w:keepNext/>
-        <w:spacing w:after="100" w:before="180" w:line="264"/>
-        <w:jc w:val="left"/>
-      </w:pPr>
-      <w:r>
-        <w:rPr>
-          <w:rFonts w:ascii="Arial" w:cs="Arial" w:eastAsia="Arial" w:hAnsi="Arial"/>
-          <w:b/>
-          <w:bCs/>
-          <w:sz w:val="22"/>
-          <w:szCs w:val="22"/>
-        </w:rPr>
-        <w:t xml:space="preserve">2. Стоимость и порядок оплаты</w:t>
+        <w:t xml:space="preserve">Соглашение не изменяет обязательства Второго заказчика по договору № BUB-2026-01, его долю оплаты и работу Системы в его центре. Заказчик уведомляет Второго заказчика о подключении Центра в Рудном.</w:t>
       </w:r>
     </w:p>
     <w:p>
@@ -364,7 +337,7 @@
           <w:sz w:val="20"/>
           <w:szCs w:val="20"/>
         </w:rPr>
-        <w:t xml:space="preserve">2.1.	</w:t>
+        <w:t xml:space="preserve">1.5.	</w:t>
       </w:r>
       <w:r>
         <w:rPr>
@@ -374,27 +347,24 @@
           <w:sz w:val="20"/>
           <w:szCs w:val="20"/>
         </w:rPr>
-        <w:t xml:space="preserve">Стоимость работ по Соглашению составляет </w:t>
-      </w:r>
+        <w:t xml:space="preserve">Остальные условия Договора, в том числе цена и график оплаты по Договору, не изменяются.</w:t>
+      </w:r>
+    </w:p>
+    <w:p>
+      <w:pPr>
+        <w:keepNext/>
+        <w:spacing w:after="100" w:before="180" w:line="264"/>
+        <w:jc w:val="left"/>
+      </w:pPr>
       <w:r>
         <w:rPr>
           <w:rFonts w:ascii="Arial" w:cs="Arial" w:eastAsia="Arial" w:hAnsi="Arial"/>
           <w:b/>
           <w:bCs/>
-          <w:sz w:val="20"/>
-          <w:szCs w:val="20"/>
-        </w:rPr>
-        <w:t xml:space="preserve">500 000 (пятьсот тысяч) тенге</w:t>
-      </w:r>
-      <w:r>
-        <w:rPr>
-          <w:rFonts w:ascii="Arial" w:cs="Arial" w:eastAsia="Arial" w:hAnsi="Arial"/>
-          <w:b w:val="false"/>
-          <w:bCs w:val="false"/>
-          <w:sz w:val="20"/>
-          <w:szCs w:val="20"/>
-        </w:rPr>
-        <w:t xml:space="preserve">, НДС не облагается: Исполнитель не является плательщиком НДС. Стоимость не входит в цену Договора и оплачивается сверх неё.</w:t>
+          <w:sz w:val="22"/>
+          <w:szCs w:val="22"/>
+        </w:rPr>
+        <w:t xml:space="preserve">2. Стоимость и порядок оплаты</w:t>
       </w:r>
     </w:p>
     <w:p>
@@ -414,7 +384,7 @@
           <w:sz w:val="20"/>
           <w:szCs w:val="20"/>
         </w:rPr>
-        <w:t xml:space="preserve">2.2.	</w:t>
+        <w:t xml:space="preserve">2.1.	</w:t>
       </w:r>
       <w:r>
         <w:rPr>
@@ -424,7 +394,57 @@
           <w:sz w:val="20"/>
           <w:szCs w:val="20"/>
         </w:rPr>
-        <w:t xml:space="preserve">Оплата производится в безналичном порядке двумя платежами:</w:t>
+        <w:t xml:space="preserve">Стоимость работ по Соглашению составляет </w:t>
+      </w:r>
+      <w:r>
+        <w:rPr>
+          <w:rFonts w:ascii="Arial" w:cs="Arial" w:eastAsia="Arial" w:hAnsi="Arial"/>
+          <w:b/>
+          <w:bCs/>
+          <w:sz w:val="20"/>
+          <w:szCs w:val="20"/>
+        </w:rPr>
+        <w:t xml:space="preserve">500 000 (пятьсот тысяч) тенге</w:t>
+      </w:r>
+      <w:r>
+        <w:rPr>
+          <w:rFonts w:ascii="Arial" w:cs="Arial" w:eastAsia="Arial" w:hAnsi="Arial"/>
+          <w:b w:val="false"/>
+          <w:bCs w:val="false"/>
+          <w:sz w:val="20"/>
+          <w:szCs w:val="20"/>
+        </w:rPr>
+        <w:t xml:space="preserve">, НДС не облагается: Исполнитель не является плательщиком НДС. Стоимость не входит в цену Договора и оплачивается сверх неё.</w:t>
+      </w:r>
+    </w:p>
+    <w:p>
+      <w:pPr>
+        <w:tabs>
+          <w:tab w:val="left" w:pos="680"/>
+        </w:tabs>
+        <w:spacing w:after="80" w:line="264"/>
+        <w:ind w:left="680" w:hanging="680"/>
+        <w:jc w:val="both"/>
+      </w:pPr>
+      <w:r>
+        <w:rPr>
+          <w:rFonts w:ascii="Arial" w:cs="Arial" w:eastAsia="Arial" w:hAnsi="Arial"/>
+          <w:b/>
+          <w:bCs/>
+          <w:sz w:val="20"/>
+          <w:szCs w:val="20"/>
+        </w:rPr>
+        <w:t xml:space="preserve">2.2.	</w:t>
+      </w:r>
+      <w:r>
+        <w:rPr>
+          <w:rFonts w:ascii="Arial" w:cs="Arial" w:eastAsia="Arial" w:hAnsi="Arial"/>
+          <w:b w:val="false"/>
+          <w:bCs w:val="false"/>
+          <w:sz w:val="20"/>
+          <w:szCs w:val="20"/>
+        </w:rPr>
+        <w:t xml:space="preserve">Заказчик по Рудному оплачивает работы в безналичном порядке двумя платежами:</w:t>
       </w:r>
     </w:p>
     <w:tbl>
@@ -777,7 +797,7 @@
                 <w:sz w:val="18"/>
                 <w:szCs w:val="18"/>
               </w:rPr>
-              <w:t xml:space="preserve">5 рабочих дней с даты подписания акта обеими Сторонами</w:t>
+              <w:t xml:space="preserve">5 рабочих дней с даты подписания акта Исполнителем и Заказчиком по Рудному</w:t>
             </w:r>
           </w:p>
         </w:tc>
@@ -920,7 +940,7 @@
           <w:sz w:val="20"/>
           <w:szCs w:val="20"/>
         </w:rPr>
-        <w:t xml:space="preserve">Расходы на второй номер WhatsApp-провайдера для Центра в Рудном (ориентировочно 5 000 тенге в месяц) Заказчик оплачивает напрямую по тарифу провайдера.</w:t>
+        <w:t xml:space="preserve">Расходы на номер WhatsApp-провайдера для Центра в Рудном (ориентировочно 5 000 тенге в месяц) Заказчик по Рудному оплачивает напрямую по тарифу провайдера.</w:t>
       </w:r>
     </w:p>
     <w:p>
@@ -997,7 +1017,7 @@
           <w:sz w:val="20"/>
           <w:szCs w:val="20"/>
         </w:rPr>
-        <w:t xml:space="preserve">По завершении работ Исполнитель направляет Заказчику акт выполненных работ по форме Приложения № 2 к Договору с указанием «работы по Дополнительному соглашению № 1». Приёмка — по разделам Приложения № 1 к Соглашению в порядке раздела 4 Договора.</w:t>
+        <w:t xml:space="preserve">По завершении работ Исполнитель направляет Заказчику по Рудному акт выполненных работ по форме Приложения № 2 к Договору с указанием «работы по Дополнительному соглашению № 1». Приёмка — по разделам Приложения № 1 к Соглашению в порядке раздела 4 Договора.</w:t>
       </w:r>
     </w:p>
     <w:p>
@@ -1074,7 +1094,7 @@
           <w:sz w:val="20"/>
           <w:szCs w:val="20"/>
         </w:rPr>
-        <w:t xml:space="preserve">Данные Центра в Рудном принадлежат Заказчику. Сотрудники Второго заказчика не получают доступа к ним без письменного согласия Заказчика.</w:t>
+        <w:t xml:space="preserve">Данные Центра в Рудном принадлежат Заказчику по Рудному. Заказчик по Рудному соглашается, что руководитель Заказчика видит Центр в Рудном в пульте руководителя (Д1.2–Д1.3 Приложения № 1). Сотрудники Второго заказчика не получают доступа к данным Центра в Рудном без письменного согласия Заказчика по Рудному.</w:t>
       </w:r>
     </w:p>
     <w:p>
@@ -1104,7 +1124,7 @@
           <w:sz w:val="20"/>
           <w:szCs w:val="20"/>
         </w:rPr>
-        <w:t xml:space="preserve">Результат работ по Соглашению входит в Систему. Права на него переходят в порядке раздела 5 Договора после оплаты по Соглашению в полном объёме; использование Системы Вторым заказчиком в его центре этим не ограничивается.</w:t>
+        <w:t xml:space="preserve">Результат работ по Соглашению входит в Систему. После оплаты по Соглашению в полном объёме Заказчик по Рудному вправе бессрочно использовать Систему для Центра в Рудном; исключительные права на Систему распределяются по разделу 5 Договора. Использование Системы Вторым заказчиком в его центре этим не ограничивается.</w:t>
       </w:r>
     </w:p>
     <w:p>
@@ -1181,7 +1201,7 @@
           <w:sz w:val="20"/>
           <w:szCs w:val="20"/>
         </w:rPr>
-        <w:t xml:space="preserve">Соглашение вступает в силу с даты подписания, является неотъемлемой частью Договора и действует в пределах срока Договора.</w:t>
+        <w:t xml:space="preserve">Соглашение вступает в силу с даты подписания всеми Сторонами, является неотъемлемой частью Договора и действует в пределах срока Договора.</w:t>
       </w:r>
     </w:p>
     <w:p>
@@ -1211,7 +1231,7 @@
           <w:sz w:val="20"/>
           <w:szCs w:val="20"/>
         </w:rPr>
-        <w:t xml:space="preserve">Соглашение составлено в двух экземплярах равной юридической силы и может быть подписано ЭЦП.</w:t>
+        <w:t xml:space="preserve">Соглашение составлено в трёх экземплярах равной юридической силы, по одному для каждой Стороны, и может быть подписано ЭЦП.</w:t>
       </w:r>
     </w:p>
     <w:p>
@@ -1228,14 +1248,8 @@
           <w:sz w:val="22"/>
           <w:szCs w:val="22"/>
         </w:rPr>
-        <w:t xml:space="preserve">6. Подписи Сторон</w:t>
-      </w:r>
-    </w:p>
-    <w:p>
-      <w:pPr>
-        <w:spacing w:after="120" w:before="0" w:line="264"/>
-        <w:jc w:val="both"/>
-      </w:pPr>
+        <w:t xml:space="preserve">6. Реквизиты и подписи Сторон</w:t>
+      </w:r>
     </w:p>
     <w:tbl>
       <w:tblPr>
@@ -1286,19 +1300,121 @@
           </w:p>
           <w:p>
             <w:pPr>
+              <w:spacing w:after="20" w:before="0" w:line="264"/>
+              <w:jc w:val="left"/>
+            </w:pPr>
+            <w:r>
+              <w:rPr>
+                <w:rFonts w:ascii="Arial" w:cs="Arial" w:eastAsia="Arial" w:hAnsi="Arial"/>
+                <w:b/>
+                <w:bCs/>
+                <w:sz w:val="18"/>
+                <w:szCs w:val="18"/>
+              </w:rPr>
+              <w:t xml:space="preserve">ИП «STUDYSTORIES.APP»</w:t>
+            </w:r>
+          </w:p>
+          <w:p>
+            <w:pPr>
+              <w:spacing w:after="20" w:before="0" w:line="264"/>
+              <w:jc w:val="left"/>
+            </w:pPr>
+            <w:r>
+              <w:rPr>
+                <w:rFonts w:ascii="Arial" w:cs="Arial" w:eastAsia="Arial" w:hAnsi="Arial"/>
+                <w:b w:val="false"/>
+                <w:bCs w:val="false"/>
+                <w:sz w:val="18"/>
+                <w:szCs w:val="18"/>
+              </w:rPr>
+              <w:t xml:space="preserve">БИН 880607300110</w:t>
+            </w:r>
+          </w:p>
+          <w:p>
+            <w:pPr>
+              <w:spacing w:after="20" w:before="0" w:line="264"/>
+              <w:jc w:val="left"/>
+            </w:pPr>
+            <w:r>
+              <w:rPr>
+                <w:rFonts w:ascii="Arial" w:cs="Arial" w:eastAsia="Arial" w:hAnsi="Arial"/>
+                <w:b w:val="false"/>
+                <w:bCs w:val="false"/>
+                <w:sz w:val="18"/>
+                <w:szCs w:val="18"/>
+              </w:rPr>
+              <w:t xml:space="preserve">Адрес: г. Алматы, мкр. Орбита-4, д. 3, оф. 2</w:t>
+            </w:r>
+          </w:p>
+          <w:p>
+            <w:pPr>
+              <w:spacing w:after="20" w:before="0" w:line="264"/>
+              <w:jc w:val="left"/>
+            </w:pPr>
+            <w:r>
+              <w:rPr>
+                <w:rFonts w:ascii="Arial" w:cs="Arial" w:eastAsia="Arial" w:hAnsi="Arial"/>
+                <w:b w:val="false"/>
+                <w:bCs w:val="false"/>
+                <w:sz w:val="18"/>
+                <w:szCs w:val="18"/>
+              </w:rPr>
+              <w:t xml:space="preserve">ИИК KZ31722S000010366450</w:t>
+            </w:r>
+          </w:p>
+          <w:p>
+            <w:pPr>
+              <w:spacing w:after="20" w:before="0" w:line="264"/>
+              <w:jc w:val="left"/>
+            </w:pPr>
+            <w:r>
+              <w:rPr>
+                <w:rFonts w:ascii="Arial" w:cs="Arial" w:eastAsia="Arial" w:hAnsi="Arial"/>
+                <w:b w:val="false"/>
+                <w:bCs w:val="false"/>
+                <w:sz w:val="18"/>
+                <w:szCs w:val="18"/>
+              </w:rPr>
+              <w:t xml:space="preserve">АО «Kaspi Bank» · БИК CASPKZKA · КБе 19</w:t>
+            </w:r>
+          </w:p>
+          <w:p>
+            <w:pPr>
+              <w:spacing w:after="20" w:before="0" w:line="264"/>
+              <w:jc w:val="left"/>
+            </w:pPr>
+            <w:r>
+              <w:rPr>
+                <w:rFonts w:ascii="Arial" w:cs="Arial" w:eastAsia="Arial" w:hAnsi="Arial"/>
+                <w:b w:val="false"/>
+                <w:bCs w:val="false"/>
+                <w:sz w:val="18"/>
+                <w:szCs w:val="18"/>
+              </w:rPr>
+              <w:t xml:space="preserve">Не является плательщиком НДС</w:t>
+            </w:r>
+          </w:p>
+          <w:p>
+            <w:pPr>
+              <w:spacing w:after="20" w:before="0" w:line="264"/>
+              <w:jc w:val="left"/>
+            </w:pPr>
+            <w:r>
+              <w:rPr>
+                <w:rFonts w:ascii="Arial" w:cs="Arial" w:eastAsia="Arial" w:hAnsi="Arial"/>
+                <w:b w:val="false"/>
+                <w:bCs w:val="false"/>
+                <w:sz w:val="18"/>
+                <w:szCs w:val="18"/>
+              </w:rPr>
+              <w:t xml:space="preserve">ИП: Цай Платон Львович</w:t>
+            </w:r>
+          </w:p>
+          <w:p>
+            <w:pPr>
               <w:spacing w:after="260" w:before="0" w:line="264"/>
-              <w:jc w:val="left"/>
-            </w:pPr>
-            <w:r>
-              <w:rPr>
-                <w:rFonts w:ascii="Arial" w:cs="Arial" w:eastAsia="Arial" w:hAnsi="Arial"/>
-                <w:b w:val="false"/>
-                <w:bCs w:val="false"/>
-                <w:sz w:val="20"/>
-                <w:szCs w:val="20"/>
-              </w:rPr>
-              <w:t xml:space="preserve">ИП «STUDYSTORIES.APP»</w:t>
-            </w:r>
+              <w:jc w:val="both"/>
+            </w:pPr>
           </w:p>
           <w:p>
             <w:pPr>
@@ -1360,12 +1476,130 @@
                 <w:sz w:val="20"/>
                 <w:szCs w:val="20"/>
               </w:rPr>
-              <w:t xml:space="preserve">Заказчик</w:t>
+              <w:t xml:space="preserve">Заказчик по Рудному (плательщик)</w:t>
+            </w:r>
+          </w:p>
+          <w:p>
+            <w:pPr>
+              <w:spacing w:after="20" w:before="0" w:line="264"/>
+              <w:jc w:val="left"/>
+            </w:pPr>
+            <w:r>
+              <w:rPr>
+                <w:rFonts w:ascii="Arial" w:cs="Arial" w:eastAsia="Arial" w:hAnsi="Arial"/>
+                <w:b/>
+                <w:bCs/>
+                <w:sz w:val="18"/>
+                <w:szCs w:val="18"/>
+              </w:rPr>
+              <w:t xml:space="preserve">ТОО «Центр кинезиса Рудный»</w:t>
+            </w:r>
+          </w:p>
+          <w:p>
+            <w:pPr>
+              <w:spacing w:after="20" w:before="0" w:line="264"/>
+              <w:jc w:val="left"/>
+            </w:pPr>
+            <w:r>
+              <w:rPr>
+                <w:rFonts w:ascii="Arial" w:cs="Arial" w:eastAsia="Arial" w:hAnsi="Arial"/>
+                <w:b w:val="false"/>
+                <w:bCs w:val="false"/>
+                <w:sz w:val="18"/>
+                <w:szCs w:val="18"/>
+              </w:rPr>
+              <w:t xml:space="preserve">БИН 170440007906</w:t>
+            </w:r>
+          </w:p>
+          <w:p>
+            <w:pPr>
+              <w:spacing w:after="20" w:before="0" w:line="264"/>
+              <w:jc w:val="left"/>
+            </w:pPr>
+            <w:r>
+              <w:rPr>
+                <w:rFonts w:ascii="Arial" w:cs="Arial" w:eastAsia="Arial" w:hAnsi="Arial"/>
+                <w:b w:val="false"/>
+                <w:bCs w:val="false"/>
+                <w:sz w:val="18"/>
+                <w:szCs w:val="18"/>
+              </w:rPr>
+              <w:t xml:space="preserve">Адрес: 111501, Костанайская обл., г. Рудный, ул. Ленина, д. 31</w:t>
+            </w:r>
+          </w:p>
+          <w:p>
+            <w:pPr>
+              <w:spacing w:after="20" w:before="0" w:line="264"/>
+              <w:jc w:val="left"/>
+            </w:pPr>
+            <w:r>
+              <w:rPr>
+                <w:rFonts w:ascii="Arial" w:cs="Arial" w:eastAsia="Arial" w:hAnsi="Arial"/>
+                <w:b w:val="false"/>
+                <w:bCs w:val="false"/>
+                <w:sz w:val="18"/>
+                <w:szCs w:val="18"/>
+              </w:rPr>
+              <w:t xml:space="preserve">ИИК KZ73722S000012583502</w:t>
+            </w:r>
+          </w:p>
+          <w:p>
+            <w:pPr>
+              <w:spacing w:after="20" w:before="0" w:line="264"/>
+              <w:jc w:val="left"/>
+            </w:pPr>
+            <w:r>
+              <w:rPr>
+                <w:rFonts w:ascii="Arial" w:cs="Arial" w:eastAsia="Arial" w:hAnsi="Arial"/>
+                <w:b w:val="false"/>
+                <w:bCs w:val="false"/>
+                <w:sz w:val="18"/>
+                <w:szCs w:val="18"/>
+              </w:rPr>
+              <w:t xml:space="preserve">АО «Kaspi Bank» · БИК CASPKZKA · КБе 17</w:t>
+            </w:r>
+          </w:p>
+          <w:p>
+            <w:pPr>
+              <w:spacing w:after="20" w:before="0" w:line="264"/>
+              <w:jc w:val="left"/>
+            </w:pPr>
+            <w:r>
+              <w:rPr>
+                <w:rFonts w:ascii="Arial" w:cs="Arial" w:eastAsia="Arial" w:hAnsi="Arial"/>
+                <w:b w:val="false"/>
+                <w:bCs w:val="false"/>
+                <w:sz w:val="18"/>
+                <w:szCs w:val="18"/>
+              </w:rPr>
+              <w:t xml:space="preserve">Директор: Алматова Гульмира Жангильдовна</w:t>
+            </w:r>
+          </w:p>
+          <w:p>
+            <w:pPr>
+              <w:spacing w:after="20" w:before="0" w:line="264"/>
+              <w:jc w:val="left"/>
+            </w:pPr>
+            <w:r>
+              <w:rPr>
+                <w:rFonts w:ascii="Arial" w:cs="Arial" w:eastAsia="Arial" w:hAnsi="Arial"/>
+                <w:b w:val="false"/>
+                <w:bCs w:val="false"/>
+                <w:sz w:val="18"/>
+                <w:szCs w:val="18"/>
+              </w:rPr>
+              <w:t xml:space="preserve">Эл. почта: Kinezis-Rudnyi@mail.ru</w:t>
             </w:r>
           </w:p>
           <w:p>
             <w:pPr>
               <w:spacing w:after="260" w:before="0" w:line="264"/>
+              <w:jc w:val="both"/>
+            </w:pPr>
+          </w:p>
+          <w:p>
+            <w:pPr>
+              <w:spacing w:after="20" w:before="0" w:line="264"/>
               <w:jc w:val="left"/>
             </w:pPr>
             <w:r>
@@ -1376,23 +1610,7 @@
                 <w:sz w:val="20"/>
                 <w:szCs w:val="20"/>
               </w:rPr>
-              <w:t xml:space="preserve">ТОО «Центр кинезиса Костанай»</w:t>
-            </w:r>
-          </w:p>
-          <w:p>
-            <w:pPr>
-              <w:spacing w:after="20" w:before="0" w:line="264"/>
-              <w:jc w:val="left"/>
-            </w:pPr>
-            <w:r>
-              <w:rPr>
-                <w:rFonts w:ascii="Arial" w:cs="Arial" w:eastAsia="Arial" w:hAnsi="Arial"/>
-                <w:b w:val="false"/>
-                <w:bCs w:val="false"/>
-                <w:sz w:val="20"/>
-                <w:szCs w:val="20"/>
-              </w:rPr>
-              <w:t xml:space="preserve">_______________ / Блялова Д. Б. /</w:t>
+              <w:t xml:space="preserve">_______________ / Алматова Г. Ж. /</w:t>
             </w:r>
           </w:p>
           <w:p>
@@ -1415,6 +1633,191 @@
         </w:tc>
       </w:tr>
     </w:tbl>
+    <w:p>
+      <w:pPr>
+        <w:spacing w:after="120" w:before="0" w:line="264"/>
+        <w:jc w:val="both"/>
+      </w:pPr>
+    </w:p>
+    <w:tbl>
+      <w:tblPr>
+        <w:tblW w:type="dxa" w:w="9638"/>
+        <w:tblBorders>
+          <w:top w:val="none" w:color="FFFFFF" w:sz="0"/>
+          <w:left w:val="none" w:color="FFFFFF" w:sz="0"/>
+          <w:bottom w:val="none" w:color="FFFFFF" w:sz="0"/>
+          <w:right w:val="none" w:color="FFFFFF" w:sz="0"/>
+          <w:insideH w:val="none" w:color="FFFFFF" w:sz="0"/>
+          <w:insideV w:val="none" w:color="FFFFFF" w:sz="0"/>
+        </w:tblBorders>
+        <w:tblLayout w:type="fixed"/>
+      </w:tblPr>
+      <w:tblGrid>
+        <w:gridCol w:w="4819"/>
+        <w:gridCol w:w="4819"/>
+      </w:tblGrid>
+      <w:tr>
+        <w:tc>
+          <w:tcPr>
+            <w:tcW w:type="dxa" w:w="4819"/>
+            <w:tcBorders>
+              <w:top w:val="none" w:color="FFFFFF" w:sz="0"/>
+              <w:left w:val="none" w:color="FFFFFF" w:sz="0"/>
+              <w:bottom w:val="none" w:color="FFFFFF" w:sz="0"/>
+              <w:right w:val="none" w:color="FFFFFF" w:sz="0"/>
+            </w:tcBorders>
+            <w:tcMar>
+              <w:right w:type="dxa" w:w="200"/>
+            </w:tcMar>
+          </w:tcPr>
+          <w:p>
+            <w:pPr>
+              <w:spacing w:after="40" w:before="0" w:line="264"/>
+              <w:jc w:val="left"/>
+            </w:pPr>
+            <w:r>
+              <w:rPr>
+                <w:rFonts w:ascii="Arial" w:cs="Arial" w:eastAsia="Arial" w:hAnsi="Arial"/>
+                <w:b/>
+                <w:bCs/>
+                <w:sz w:val="20"/>
+                <w:szCs w:val="20"/>
+              </w:rPr>
+              <w:t xml:space="preserve">Заказчик</w:t>
+            </w:r>
+          </w:p>
+          <w:p>
+            <w:pPr>
+              <w:spacing w:after="20" w:before="0" w:line="264"/>
+              <w:jc w:val="left"/>
+            </w:pPr>
+            <w:r>
+              <w:rPr>
+                <w:rFonts w:ascii="Arial" w:cs="Arial" w:eastAsia="Arial" w:hAnsi="Arial"/>
+                <w:b/>
+                <w:bCs/>
+                <w:sz w:val="18"/>
+                <w:szCs w:val="18"/>
+              </w:rPr>
+              <w:t xml:space="preserve">ТОО «Центр кинезиса Костанай»</w:t>
+            </w:r>
+          </w:p>
+          <w:p>
+            <w:pPr>
+              <w:spacing w:after="20" w:before="0" w:line="264"/>
+              <w:jc w:val="left"/>
+            </w:pPr>
+            <w:r>
+              <w:rPr>
+                <w:rFonts w:ascii="Arial" w:cs="Arial" w:eastAsia="Arial" w:hAnsi="Arial"/>
+                <w:b w:val="false"/>
+                <w:bCs w:val="false"/>
+                <w:sz w:val="18"/>
+                <w:szCs w:val="18"/>
+              </w:rPr>
+              <w:t xml:space="preserve">БИН 150740002754</w:t>
+            </w:r>
+          </w:p>
+          <w:p>
+            <w:pPr>
+              <w:spacing w:after="20" w:before="0" w:line="264"/>
+              <w:jc w:val="left"/>
+            </w:pPr>
+            <w:r>
+              <w:rPr>
+                <w:rFonts w:ascii="Arial" w:cs="Arial" w:eastAsia="Arial" w:hAnsi="Arial"/>
+                <w:b w:val="false"/>
+                <w:bCs w:val="false"/>
+                <w:sz w:val="18"/>
+                <w:szCs w:val="18"/>
+              </w:rPr>
+              <w:t xml:space="preserve">Адрес: 110000, Костанайская обл., г. Костанай, пр. Абая, д. 147, н.п. 2</w:t>
+            </w:r>
+          </w:p>
+          <w:p>
+            <w:pPr>
+              <w:spacing w:after="20" w:before="0" w:line="264"/>
+              <w:jc w:val="left"/>
+            </w:pPr>
+            <w:r>
+              <w:rPr>
+                <w:rFonts w:ascii="Arial" w:cs="Arial" w:eastAsia="Arial" w:hAnsi="Arial"/>
+                <w:b w:val="false"/>
+                <w:bCs w:val="false"/>
+                <w:sz w:val="18"/>
+                <w:szCs w:val="18"/>
+              </w:rPr>
+              <w:t xml:space="preserve">Директор: Блялова Дарига Бауржановна</w:t>
+            </w:r>
+          </w:p>
+          <w:p>
+            <w:pPr>
+              <w:spacing w:after="260" w:before="0" w:line="264"/>
+              <w:jc w:val="both"/>
+            </w:pPr>
+          </w:p>
+          <w:p>
+            <w:pPr>
+              <w:spacing w:after="20" w:before="0" w:line="264"/>
+              <w:jc w:val="left"/>
+            </w:pPr>
+            <w:r>
+              <w:rPr>
+                <w:rFonts w:ascii="Arial" w:cs="Arial" w:eastAsia="Arial" w:hAnsi="Arial"/>
+                <w:b w:val="false"/>
+                <w:bCs w:val="false"/>
+                <w:sz w:val="20"/>
+                <w:szCs w:val="20"/>
+              </w:rPr>
+              <w:t xml:space="preserve">_______________ / Блялова Д. Б. /</w:t>
+            </w:r>
+          </w:p>
+          <w:p>
+            <w:pPr>
+              <w:spacing w:after="80" w:before="0" w:line="264"/>
+              <w:jc w:val="left"/>
+            </w:pPr>
+            <w:r>
+              <w:rPr>
+                <w:rFonts w:ascii="Arial" w:cs="Arial" w:eastAsia="Arial" w:hAnsi="Arial"/>
+                <w:b w:val="false"/>
+                <w:bCs w:val="false"/>
+                <w:color w:val="6B7B88"/>
+                <w:sz w:val="16"/>
+                <w:szCs w:val="16"/>
+              </w:rPr>
+              <w:t xml:space="preserve">М.П.</w:t>
+            </w:r>
+          </w:p>
+        </w:tc>
+        <w:tc>
+          <w:tcPr>
+            <w:tcW w:type="dxa" w:w="4819"/>
+            <w:tcBorders>
+              <w:top w:val="none" w:color="FFFFFF" w:sz="0"/>
+              <w:left w:val="none" w:color="FFFFFF" w:sz="0"/>
+              <w:bottom w:val="none" w:color="FFFFFF" w:sz="0"/>
+              <w:right w:val="none" w:color="FFFFFF" w:sz="0"/>
+            </w:tcBorders>
+            <w:tcMar>
+              <w:right w:type="dxa" w:w="200"/>
+            </w:tcMar>
+          </w:tcPr>
+          <w:p>
+            <w:pPr>
+              <w:spacing w:after="80" w:before="0" w:line="264"/>
+              <w:jc w:val="both"/>
+            </w:pPr>
+          </w:p>
+        </w:tc>
+      </w:tr>
+    </w:tbl>
+    <w:p>
+      <w:pPr>
+        <w:spacing w:after="120" w:before="0" w:line="264"/>
+        <w:jc w:val="both"/>
+      </w:pPr>
+    </w:p>
     <w:p>
       <w:r>
         <w:br w:type="page"/>
@@ -1550,7 +1953,7 @@
           <w:sz w:val="20"/>
           <w:szCs w:val="20"/>
         </w:rPr>
-        <w:t xml:space="preserve">Администратор, врачи и инструкторы Центра в Рудном видят только свой центр; руководитель Заказчика переключается между своими центрами (г. Костанай и г. Рудный).</w:t>
+        <w:t xml:space="preserve">Администратор, врачи и инструкторы Центра в Рудном видят только свой центр; руководитель переключается между центрами в г. Костанай и г. Рудный.</w:t>
       </w:r>
     </w:p>
     <w:p>
@@ -1583,7 +1986,7 @@
           <w:sz w:val="20"/>
           <w:szCs w:val="20"/>
         </w:rPr>
-        <w:t xml:space="preserve">Сводка по каждому центру Заказчика и общий итог: посещения, записи, продажи абонементов, оплаты, долги, пропавшие пациенты.</w:t>
+        <w:t xml:space="preserve">Сводка по каждому центру и общий итог: посещения, записи, продажи абонементов, оплаты, долги, пропавшие пациенты.</w:t>
       </w:r>
     </w:p>
     <w:p>
@@ -1766,7 +2169,7 @@
           <w:sz w:val="22"/>
           <w:szCs w:val="22"/>
         </w:rPr>
-        <w:t xml:space="preserve">График платежей и реквизиты</w:t>
+        <w:t xml:space="preserve">График платежей и реквизиты · плательщик — ТОО «Центр кинезиса Рудный»</w:t>
       </w:r>
     </w:p>
     <w:tbl>
@@ -2672,7 +3075,7 @@
                 <w:sz w:val="20"/>
                 <w:szCs w:val="20"/>
               </w:rPr>
-              <w:t xml:space="preserve">ТОО «Центр кинезиса Костанай»</w:t>
+              <w:t xml:space="preserve">ТОО «Центр кинезиса Рудный»</w:t>
             </w:r>
           </w:p>
           <w:p>
@@ -2688,7 +3091,7 @@
                 <w:sz w:val="20"/>
                 <w:szCs w:val="20"/>
               </w:rPr>
-              <w:t xml:space="preserve">_______________ / Блялова Д. Б. /</w:t>
+              <w:t xml:space="preserve">_______________ / Алматова Г. Ж. /</w:t>
             </w:r>
           </w:p>
           <w:p>
